--- a/files/YourName-ModelEarth-WelcomeLetter.docx
+++ b/files/YourName-ModelEarth-WelcomeLetter.docx
@@ -24,7 +24,7 @@
           <w:noProof/>
         </w:rPr>
         <w:drawing>
-          <wp:inline distT="0" distB="0" distL="0" distR="0">
+          <wp:inline distT="0" distB="0" distL="0" distR="0" wp14:anchorId="387069FC" wp14:editId="4B9EA816">
             <wp:extent cx="6675120" cy="544830"/>
             <wp:effectExtent l="0" t="0" r="0" b="0"/>
             <wp:docPr id="1" name="image2.png"/>
@@ -85,7 +85,7 @@
         <mc:AlternateContent>
           <mc:Choice Requires="wps">
             <w:drawing>
-              <wp:anchor distT="0" distB="0" distL="0" distR="0" simplePos="0" relativeHeight="3" behindDoc="0" locked="0" layoutInCell="1" allowOverlap="1">
+              <wp:anchor distT="0" distB="0" distL="0" distR="0" simplePos="0" relativeHeight="3" behindDoc="0" locked="0" layoutInCell="1" allowOverlap="1" wp14:anchorId="20A32F08" wp14:editId="2F5013FC">
                 <wp:simplePos x="0" y="0"/>
                 <wp:positionH relativeFrom="column">
                   <wp:posOffset>-50165</wp:posOffset>
@@ -234,99 +234,35 @@
           <w:szCs w:val="22"/>
         </w:rPr>
         <w:br/>
-        <w:t xml:space="preserve">Welcome, you’ve been accepted to </w:t>
-      </w:r>
-      <w:proofErr w:type="spellStart"/>
-      <w:r>
-        <w:rPr>
-          <w:rFonts w:ascii="Calibri" w:eastAsia="Calibri" w:hAnsi="Calibri" w:cs="Calibri"/>
-          <w:sz w:val="22"/>
-          <w:szCs w:val="22"/>
-        </w:rPr>
-        <w:t>DreamStudio’s</w:t>
-      </w:r>
-      <w:proofErr w:type="spellEnd"/>
-      <w:r>
-        <w:rPr>
-          <w:rFonts w:ascii="Calibri" w:eastAsia="Calibri" w:hAnsi="Calibri" w:cs="Calibri"/>
-          <w:sz w:val="22"/>
-          <w:szCs w:val="22"/>
-        </w:rPr>
-        <w:t xml:space="preserve"> Model.Earth Data Visualization Team!</w:t>
-      </w:r>
-    </w:p>
-    <w:p>
-      <w:pPr>
-        <w:pStyle w:val="normal1"/>
-        <w:rPr>
-          <w:rFonts w:ascii="Calibri" w:eastAsia="Calibri" w:hAnsi="Calibri" w:cs="Calibri"/>
-          <w:sz w:val="22"/>
-          <w:szCs w:val="22"/>
-        </w:rPr>
-      </w:pPr>
-    </w:p>
-    <w:p>
-      <w:pPr>
-        <w:pStyle w:val="normal1"/>
-        <w:rPr>
-          <w:rFonts w:ascii="Calibri" w:eastAsia="Calibri" w:hAnsi="Calibri" w:cs="Calibri"/>
-          <w:sz w:val="22"/>
-          <w:szCs w:val="22"/>
-        </w:rPr>
-      </w:pPr>
-      <w:proofErr w:type="spellStart"/>
-      <w:r>
-        <w:rPr>
-          <w:rFonts w:ascii="Calibri" w:eastAsia="Calibri" w:hAnsi="Calibri" w:cs="Calibri"/>
-          <w:sz w:val="22"/>
-          <w:szCs w:val="22"/>
-        </w:rPr>
-        <w:t>Dreamstudio’s</w:t>
-      </w:r>
-      <w:proofErr w:type="spellEnd"/>
-      <w:r>
-        <w:rPr>
-          <w:rFonts w:ascii="Calibri" w:eastAsia="Calibri" w:hAnsi="Calibri" w:cs="Calibri"/>
-          <w:sz w:val="22"/>
-          <w:szCs w:val="22"/>
-        </w:rPr>
-        <w:t xml:space="preserve"> </w:t>
-      </w:r>
-      <w:proofErr w:type="gramStart"/>
-      <w:r>
-        <w:rPr>
-          <w:rFonts w:ascii="Calibri" w:eastAsia="Calibri" w:hAnsi="Calibri" w:cs="Calibri"/>
-          <w:sz w:val="22"/>
-          <w:szCs w:val="22"/>
-        </w:rPr>
-        <w:t>model.earth</w:t>
-      </w:r>
-      <w:proofErr w:type="gramEnd"/>
-      <w:r>
-        <w:rPr>
-          <w:rFonts w:ascii="Calibri" w:eastAsia="Calibri" w:hAnsi="Calibri" w:cs="Calibri"/>
-          <w:sz w:val="22"/>
-          <w:szCs w:val="22"/>
-        </w:rPr>
-        <w:t xml:space="preserve"> app is an </w:t>
-      </w:r>
-      <w:proofErr w:type="gramStart"/>
-      <w:r>
-        <w:rPr>
-          <w:rFonts w:ascii="Calibri" w:eastAsia="Calibri" w:hAnsi="Calibri" w:cs="Calibri"/>
-          <w:sz w:val="22"/>
-          <w:szCs w:val="22"/>
-        </w:rPr>
-        <w:t>open source</w:t>
-      </w:r>
-      <w:proofErr w:type="gramEnd"/>
-      <w:r>
-        <w:rPr>
-          <w:rFonts w:ascii="Calibri" w:eastAsia="Calibri" w:hAnsi="Calibri" w:cs="Calibri"/>
-          <w:sz w:val="22"/>
-          <w:szCs w:val="22"/>
-        </w:rPr>
-        <w:t xml:space="preserve"> web framework by DemocracyLab volunteers coordinated by </w:t>
+        <w:t>Welcome, you’ve been accepted to DreamStudio’s Model.Earth Data Visualization Team!</w:t>
+      </w:r>
+    </w:p>
+    <w:p>
+      <w:pPr>
+        <w:pStyle w:val="normal1"/>
+        <w:rPr>
+          <w:rFonts w:ascii="Calibri" w:eastAsia="Calibri" w:hAnsi="Calibri" w:cs="Calibri"/>
+          <w:sz w:val="22"/>
+          <w:szCs w:val="22"/>
+        </w:rPr>
+      </w:pPr>
+    </w:p>
+    <w:p>
+      <w:pPr>
+        <w:pStyle w:val="normal1"/>
+        <w:rPr>
+          <w:rFonts w:ascii="Calibri" w:eastAsia="Calibri" w:hAnsi="Calibri" w:cs="Calibri"/>
+          <w:sz w:val="22"/>
+          <w:szCs w:val="22"/>
+        </w:rPr>
+      </w:pPr>
+      <w:r>
+        <w:rPr>
+          <w:rFonts w:ascii="Calibri" w:eastAsia="Calibri" w:hAnsi="Calibri" w:cs="Calibri"/>
+          <w:sz w:val="22"/>
+          <w:szCs w:val="22"/>
+        </w:rPr>
+        <w:t xml:space="preserve">Dreamstudio’s model.earth app is an open source web framework by DemocracyLab volunteers coordinated by </w:t>
       </w:r>
       <w:r>
         <w:rPr>
@@ -335,25 +271,7 @@
           <w:szCs w:val="22"/>
         </w:rPr>
         <w:br/>
-        <w:t xml:space="preserve">Loren Kevin Heyns. The </w:t>
-      </w:r>
-      <w:proofErr w:type="gramStart"/>
-      <w:r>
-        <w:rPr>
-          <w:rFonts w:ascii="Calibri" w:eastAsia="Calibri" w:hAnsi="Calibri" w:cs="Calibri"/>
-          <w:sz w:val="22"/>
-          <w:szCs w:val="22"/>
-        </w:rPr>
-        <w:t>model.earth</w:t>
-      </w:r>
-      <w:proofErr w:type="gramEnd"/>
-      <w:r>
-        <w:rPr>
-          <w:rFonts w:ascii="Calibri" w:eastAsia="Calibri" w:hAnsi="Calibri" w:cs="Calibri"/>
-          <w:sz w:val="22"/>
-          <w:szCs w:val="22"/>
-        </w:rPr>
-        <w:t xml:space="preserve"> website provides data visualization using Exiobase International Trade Flow </w:t>
+        <w:t xml:space="preserve">Loren Kevin Heyns. The model.earth website provides data visualization using Exiobase International Trade Flow </w:t>
       </w:r>
     </w:p>
     <w:p>
@@ -887,7 +805,7 @@
         <mc:AlternateContent>
           <mc:Choice Requires="wps">
             <w:drawing>
-              <wp:anchor distT="0" distB="0" distL="0" distR="0" simplePos="0" relativeHeight="5" behindDoc="0" locked="0" layoutInCell="1" allowOverlap="1">
+              <wp:anchor distT="0" distB="0" distL="0" distR="0" simplePos="0" relativeHeight="5" behindDoc="0" locked="0" layoutInCell="1" allowOverlap="1" wp14:anchorId="2E1B685D" wp14:editId="6C7F8C01">
                 <wp:simplePos x="0" y="0"/>
                 <wp:positionH relativeFrom="column">
                   <wp:posOffset>635</wp:posOffset>
@@ -1044,7 +962,7 @@
                 <w:noProof/>
               </w:rPr>
               <w:drawing>
-                <wp:inline distT="0" distB="0" distL="0" distR="0">
+                <wp:inline distT="0" distB="0" distL="0" distR="0" wp14:anchorId="742AE27E" wp14:editId="2C3FFDC7">
                   <wp:extent cx="2097405" cy="502285"/>
                   <wp:effectExtent l="0" t="0" r="0" b="0"/>
                   <wp:docPr id="4" name="image1.png"/>
@@ -1134,6 +1052,14 @@
                 <w:szCs w:val="24"/>
               </w:rPr>
               <w:t>Loren Kevin Heyns, DreamStudio</w:t>
+            </w:r>
+            <w:r>
+              <w:rPr>
+                <w:rFonts w:ascii="Calibri" w:eastAsia="Calibri" w:hAnsi="Calibri" w:cs="Calibri"/>
+                <w:sz w:val="24"/>
+                <w:szCs w:val="24"/>
+              </w:rPr>
+              <w:t xml:space="preserve"> Earth</w:t>
             </w:r>
           </w:p>
         </w:tc>
